--- a/ВКР/Рецензия.docx
+++ b/ВКР/Рецензия.docx
@@ -1,11 +1,10 @@
 
 <file path=word/document.xml><?xml version="1.0" encoding="utf-8"?>
-<w:document xmlns:o="urn:schemas-microsoft-com:office:office" xmlns:r="http://schemas.openxmlformats.org/officeDocument/2006/relationships" xmlns:v="urn:schemas-microsoft-com:vml" xmlns:w="http://schemas.openxmlformats.org/wordprocessingml/2006/main" xmlns:w10="urn:schemas-microsoft-com:office:word" xmlns:wp="http://schemas.openxmlformats.org/drawingml/2006/wordprocessingDrawing" xmlns:pic="http://schemas.openxmlformats.org/drawingml/2006/picture" xmlns:wps="http://schemas.microsoft.com/office/word/2010/wordprocessingShape" xmlns:wpg="http://schemas.microsoft.com/office/word/2010/wordprocessingGroup" xmlns:mc="http://schemas.openxmlformats.org/markup-compatibility/2006" xmlns:wp14="http://schemas.microsoft.com/office/word/2010/wordprocessingDrawing" xmlns:w14="http://schemas.microsoft.com/office/word/2010/wordml" xmlns:w15="http://schemas.microsoft.com/office/word/2012/wordml" mc:Ignorable="w14 wp14 w15">
+<w:document xmlns:wpc="http://schemas.microsoft.com/office/word/2010/wordprocessingCanvas" xmlns:cx="http://schemas.microsoft.com/office/drawing/2014/chartex" xmlns:cx1="http://schemas.microsoft.com/office/drawing/2015/9/8/chartex" xmlns:mc="http://schemas.openxmlformats.org/markup-compatibility/2006" xmlns:o="urn:schemas-microsoft-com:office:office" xmlns:r="http://schemas.openxmlformats.org/officeDocument/2006/relationships" xmlns:m="http://schemas.openxmlformats.org/officeDocument/2006/math" xmlns:v="urn:schemas-microsoft-com:vml" xmlns:wp14="http://schemas.microsoft.com/office/word/2010/wordprocessingDrawing" xmlns:wp="http://schemas.openxmlformats.org/drawingml/2006/wordprocessingDrawing" xmlns:w10="urn:schemas-microsoft-com:office:word" xmlns:w="http://schemas.openxmlformats.org/wordprocessingml/2006/main" xmlns:w14="http://schemas.microsoft.com/office/word/2010/wordml" xmlns:w15="http://schemas.microsoft.com/office/word/2012/wordml" xmlns:w16se="http://schemas.microsoft.com/office/word/2015/wordml/symex" xmlns:wpg="http://schemas.microsoft.com/office/word/2010/wordprocessingGroup" xmlns:wpi="http://schemas.microsoft.com/office/word/2010/wordprocessingInk" xmlns:wne="http://schemas.microsoft.com/office/word/2006/wordml" xmlns:wps="http://schemas.microsoft.com/office/word/2010/wordprocessingShape" mc:Ignorable="w14 w15 w16se wp14">
   <w:body>
     <w:p>
       <w:pPr>
-        <w:pStyle w:val="Normal"/>
-        <w:spacing w:before="0" w:after="0"/>
+        <w:spacing w:before="0"/>
         <w:jc w:val="center"/>
         <w:rPr>
           <w:b/>
@@ -24,8 +23,7 @@
     </w:p>
     <w:p>
       <w:pPr>
-        <w:pStyle w:val="Normal"/>
-        <w:spacing w:before="0" w:after="0"/>
+        <w:spacing w:before="0"/>
         <w:jc w:val="both"/>
         <w:rPr>
           <w:b/>
@@ -33,18 +31,10 @@
           <w:szCs w:val="32"/>
         </w:rPr>
       </w:pPr>
-      <w:r>
-        <w:rPr>
-          <w:b/>
-          <w:sz w:val="28"/>
-          <w:szCs w:val="32"/>
-        </w:rPr>
-      </w:r>
     </w:p>
     <w:p>
       <w:pPr>
-        <w:pStyle w:val="Normal"/>
-        <w:spacing w:before="0" w:after="0"/>
+        <w:spacing w:before="0"/>
         <w:jc w:val="both"/>
         <w:rPr>
           <w:b/>
@@ -56,32 +46,49 @@
         <w:rPr>
           <w:sz w:val="28"/>
         </w:rPr>
-        <w:t>на выпускную квалификационную работу студента _______________________________________________ группы ЭФМО-02-24, направление подготовки магистров 09.04.02 «Информационные системы и технологии», выполненную на тему: «Разработка информационной системы для персонализированного подбора товарных позиций на основе предпочтений пользователя»</w:t>
+        <w:t xml:space="preserve">на выпускную квалификационную работу студента </w:t>
+      </w:r>
+      <w:proofErr w:type="spellStart"/>
+      <w:r>
+        <w:rPr>
+          <w:sz w:val="28"/>
+        </w:rPr>
+        <w:t>Болдинова</w:t>
+      </w:r>
+      <w:proofErr w:type="spellEnd"/>
+      <w:r>
+        <w:rPr>
+          <w:sz w:val="28"/>
+        </w:rPr>
+        <w:t xml:space="preserve"> Алексея Валерьевича</w:t>
+      </w:r>
+      <w:r>
+        <w:rPr>
+          <w:sz w:val="28"/>
+        </w:rPr>
+        <w:t xml:space="preserve"> группы ЭФМО-02-24, направление подготовки магистров 09.04.02 «Информационные системы и технологии», выполненную на тему: «Разработка информационной </w:t>
+      </w:r>
+      <w:r>
+        <w:rPr>
+          <w:sz w:val="28"/>
+        </w:rPr>
+        <w:t>системы для персонализированного подбора товарных позиций на основе предпочтений пользователя»</w:t>
       </w:r>
     </w:p>
     <w:p>
       <w:pPr>
-        <w:pStyle w:val="Normal"/>
-        <w:spacing w:before="0" w:after="0"/>
+        <w:spacing w:before="0"/>
         <w:rPr>
           <w:b/>
           <w:sz w:val="28"/>
           <w:szCs w:val="28"/>
         </w:rPr>
       </w:pPr>
-      <w:r>
-        <w:rPr>
-          <w:b/>
-          <w:sz w:val="28"/>
-          <w:szCs w:val="28"/>
-        </w:rPr>
-      </w:r>
     </w:p>
     <w:p>
       <w:pPr>
-        <w:pStyle w:val="Normal"/>
-        <w:spacing w:before="0" w:after="0"/>
-        <w:ind w:firstLine="720" w:end="0"/>
+        <w:spacing w:before="0"/>
+        <w:ind w:firstLine="720"/>
         <w:jc w:val="both"/>
         <w:rPr>
           <w:sz w:val="28"/>
@@ -91,46 +98,196 @@
         <w:rPr>
           <w:sz w:val="28"/>
         </w:rPr>
-        <w:t>Работа посвящена созданию информационной системы для персонализированного подбора товаров и блюд из онлайн-магазина продуктов с учётом баланса КБЖУ корзины. Предложена клиент-серверная архитектура с гибридным хранилищем (PostgreSQL и MongoDB) и двухслойным модулем рекомендаций на стеке Go, Vue 3 и Python.</w:t>
+        <w:t xml:space="preserve">Работа посвящена </w:t>
+      </w:r>
+      <w:r>
+        <w:rPr>
+          <w:sz w:val="28"/>
+        </w:rPr>
+        <w:t>созданию</w:t>
+      </w:r>
+      <w:r>
+        <w:rPr>
+          <w:sz w:val="28"/>
+        </w:rPr>
+        <w:t xml:space="preserve"> информационной системы для персонализированного подбора товаров и блюд из онлайн-магазина продуктов с учётом </w:t>
+      </w:r>
+      <w:bookmarkStart w:id="0" w:name="_GoBack"/>
+      <w:bookmarkEnd w:id="0"/>
+      <w:r>
+        <w:rPr>
+          <w:sz w:val="28"/>
+        </w:rPr>
+        <w:t>баланса КБЖУ корзины. Пре</w:t>
+      </w:r>
+      <w:r>
+        <w:rPr>
+          <w:sz w:val="28"/>
+        </w:rPr>
+        <w:t>дложена клиент-серверная архитектура с гибридным хранилищем (</w:t>
+      </w:r>
+      <w:proofErr w:type="spellStart"/>
+      <w:r>
+        <w:rPr>
+          <w:sz w:val="28"/>
+        </w:rPr>
+        <w:t>PostgreSQL</w:t>
+      </w:r>
+      <w:proofErr w:type="spellEnd"/>
+      <w:r>
+        <w:rPr>
+          <w:sz w:val="28"/>
+        </w:rPr>
+        <w:t xml:space="preserve"> и </w:t>
+      </w:r>
+      <w:proofErr w:type="spellStart"/>
+      <w:r>
+        <w:rPr>
+          <w:sz w:val="28"/>
+        </w:rPr>
+        <w:t>MongoDB</w:t>
+      </w:r>
+      <w:proofErr w:type="spellEnd"/>
+      <w:r>
+        <w:rPr>
+          <w:sz w:val="28"/>
+        </w:rPr>
+        <w:t xml:space="preserve">) и двухслойным модулем рекомендаций на стеке </w:t>
+      </w:r>
+      <w:proofErr w:type="spellStart"/>
+      <w:r>
+        <w:rPr>
+          <w:sz w:val="28"/>
+        </w:rPr>
+        <w:t>Go</w:t>
+      </w:r>
+      <w:proofErr w:type="spellEnd"/>
+      <w:r>
+        <w:rPr>
+          <w:sz w:val="28"/>
+        </w:rPr>
+        <w:t xml:space="preserve">, </w:t>
+      </w:r>
+      <w:proofErr w:type="spellStart"/>
+      <w:r>
+        <w:rPr>
+          <w:sz w:val="28"/>
+        </w:rPr>
+        <w:t>Vue</w:t>
+      </w:r>
+      <w:proofErr w:type="spellEnd"/>
+      <w:r>
+        <w:rPr>
+          <w:sz w:val="28"/>
+        </w:rPr>
+        <w:t xml:space="preserve"> 3 и </w:t>
+      </w:r>
+      <w:proofErr w:type="spellStart"/>
+      <w:r>
+        <w:rPr>
+          <w:sz w:val="28"/>
+        </w:rPr>
+        <w:t>Python</w:t>
+      </w:r>
+      <w:proofErr w:type="spellEnd"/>
+      <w:r>
+        <w:rPr>
+          <w:sz w:val="28"/>
+        </w:rPr>
+        <w:t>.</w:t>
       </w:r>
     </w:p>
     <w:p>
       <w:pPr>
-        <w:pStyle w:val="Normal"/>
-        <w:spacing w:before="0" w:after="0"/>
-        <w:ind w:firstLine="720" w:end="0"/>
+        <w:spacing w:before="0"/>
+        <w:ind w:firstLine="720"/>
         <w:jc w:val="both"/>
-        <w:rPr/>
-      </w:pPr>
-      <w:r>
-        <w:rPr>
-          <w:sz w:val="28"/>
-        </w:rPr>
-        <w:t>Среди сильных сторон работы — актуальность темы в контексте национального проекта «Продолжительная и активная жизнь». Автор последовательно подошёл к формализации задачи: проведён обзор аналогов, дана математическая постановка задачи о рационе, спроектирована многослойная архитектура и обоснован выбор технологического стека.</w:t>
+      </w:pPr>
+      <w:r>
+        <w:rPr>
+          <w:sz w:val="28"/>
+        </w:rPr>
+        <w:t>Среди сильных сторон работы — актуальность темы в контексте национального проекта «Продолжительная и активная</w:t>
+      </w:r>
+      <w:r>
+        <w:rPr>
+          <w:sz w:val="28"/>
+        </w:rPr>
+        <w:t xml:space="preserve"> жизнь». Автор последовательно подошёл к формализации задачи: проведён обзор аналогов, дана математическая постановка задачи о рационе, спроектирована многослойная архитектура и обоснован выбор технологического стека.</w:t>
       </w:r>
     </w:p>
     <w:p>
       <w:pPr>
-        <w:pStyle w:val="Normal"/>
-        <w:spacing w:before="0" w:after="0"/>
-        <w:ind w:firstLine="720" w:end="0"/>
+        <w:spacing w:before="0"/>
+        <w:ind w:firstLine="720"/>
         <w:jc w:val="both"/>
-        <w:rPr/>
-      </w:pPr>
-      <w:r>
-        <w:rPr>
-          <w:sz w:val="28"/>
-        </w:rPr>
-        <w:t>Система демонстрирует продуманность архитектуры: многослойная серверная часть на Go, интеграция с Python с резервным алгоритмом, разделение транзакционных и бинарных данных. Особо стоит отметить авторскую метрику NAS — индекс нутриентного соответствия, количественно оценивающий «оздоровительный» эффект выдачи.</w:t>
+      </w:pPr>
+      <w:r>
+        <w:rPr>
+          <w:sz w:val="28"/>
+        </w:rPr>
+        <w:t>Система демонстрирует продуманность ар</w:t>
+      </w:r>
+      <w:r>
+        <w:rPr>
+          <w:sz w:val="28"/>
+        </w:rPr>
+        <w:t xml:space="preserve">хитектуры: многослойная серверная часть на </w:t>
+      </w:r>
+      <w:proofErr w:type="spellStart"/>
+      <w:r>
+        <w:rPr>
+          <w:sz w:val="28"/>
+        </w:rPr>
+        <w:t>Go</w:t>
+      </w:r>
+      <w:proofErr w:type="spellEnd"/>
+      <w:r>
+        <w:rPr>
+          <w:sz w:val="28"/>
+        </w:rPr>
+        <w:t xml:space="preserve">, интеграция с </w:t>
+      </w:r>
+      <w:proofErr w:type="spellStart"/>
+      <w:r>
+        <w:rPr>
+          <w:sz w:val="28"/>
+        </w:rPr>
+        <w:t>Python</w:t>
+      </w:r>
+      <w:proofErr w:type="spellEnd"/>
+      <w:r>
+        <w:rPr>
+          <w:sz w:val="28"/>
+        </w:rPr>
+        <w:t xml:space="preserve"> с резервным алгоритмом, разделение транзакционных и бинарных данных. Особо стоит отметить авторскую метрику NAS — индекс </w:t>
+      </w:r>
+      <w:proofErr w:type="spellStart"/>
+      <w:r>
+        <w:rPr>
+          <w:sz w:val="28"/>
+        </w:rPr>
+        <w:t>нутриентного</w:t>
+      </w:r>
+      <w:proofErr w:type="spellEnd"/>
+      <w:r>
+        <w:rPr>
+          <w:sz w:val="28"/>
+        </w:rPr>
+        <w:t xml:space="preserve"> соответствия, количественно оценивающий «оздоровительны</w:t>
+      </w:r>
+      <w:r>
+        <w:rPr>
+          <w:sz w:val="28"/>
+        </w:rPr>
+        <w:t>й» эффект выдачи.</w:t>
       </w:r>
     </w:p>
     <w:p>
       <w:pPr>
-        <w:pStyle w:val="Normal"/>
-        <w:spacing w:before="0" w:after="0"/>
-        <w:ind w:firstLine="720" w:end="0"/>
+        <w:spacing w:before="0"/>
+        <w:ind w:firstLine="720"/>
         <w:jc w:val="both"/>
-        <w:rPr/>
       </w:pPr>
       <w:r>
         <w:rPr>
@@ -141,9 +298,8 @@
     </w:p>
     <w:p>
       <w:pPr>
-        <w:pStyle w:val="Normal"/>
-        <w:spacing w:before="0" w:after="0"/>
-        <w:ind w:firstLine="720" w:end="0"/>
+        <w:spacing w:before="0"/>
+        <w:ind w:firstLine="720"/>
         <w:jc w:val="both"/>
         <w:rPr>
           <w:sz w:val="28"/>
@@ -158,18 +314,16 @@
     </w:p>
     <w:p>
       <w:pPr>
-        <w:pStyle w:val="Normal"/>
         <w:numPr>
           <w:ilvl w:val="0"/>
           <w:numId w:val="3"/>
         </w:numPr>
         <w:tabs>
-          <w:tab w:val="clear" w:pos="708"/>
-          <w:tab w:val="left" w:pos="1080" w:leader="none"/>
-          <w:tab w:val="left" w:pos="1134" w:leader="none"/>
+          <w:tab w:val="left" w:pos="1080"/>
+          <w:tab w:val="left" w:pos="1134"/>
         </w:tabs>
-        <w:spacing w:before="0" w:after="0"/>
-        <w:ind w:firstLine="709" w:start="0" w:end="0"/>
+        <w:spacing w:before="0"/>
+        <w:ind w:left="0" w:firstLine="709"/>
         <w:jc w:val="both"/>
         <w:rPr>
           <w:b/>
@@ -181,14 +335,41 @@
           <w:b/>
           <w:sz w:val="28"/>
         </w:rPr>
-        <w:t>В данной работе выявлены незначительные замечания по оформлению.</w:t>
+        <w:t>В данной раб</w:t>
+      </w:r>
+      <w:r>
+        <w:rPr>
+          <w:b/>
+          <w:sz w:val="28"/>
+        </w:rPr>
+        <w:t>оте выявлены незначительные замечания по оформлению</w:t>
+      </w:r>
+      <w:r>
+        <w:rPr>
+          <w:b/>
+          <w:sz w:val="28"/>
+        </w:rPr>
+        <w:t xml:space="preserve"> </w:t>
+      </w:r>
+      <w:r>
+        <w:rPr>
+          <w:b/>
+          <w:sz w:val="28"/>
+        </w:rPr>
+        <w:t>выпускной квалификационной работы и малочисленные пунктуационные упущения</w:t>
+      </w:r>
+      <w:r>
+        <w:rPr>
+          <w:b/>
+          <w:sz w:val="28"/>
+        </w:rPr>
+        <w:t>.</w:t>
       </w:r>
     </w:p>
     <w:p>
       <w:pPr>
-        <w:pStyle w:val="Normal"/>
-        <w:spacing w:before="0" w:after="0"/>
-        <w:ind w:firstLine="720" w:end="0"/>
+        <w:spacing w:before="0"/>
+        <w:ind w:firstLine="720"/>
         <w:jc w:val="both"/>
         <w:rPr>
           <w:sz w:val="28"/>
@@ -199,100 +380,78 @@
         <w:rPr>
           <w:sz w:val="28"/>
         </w:rPr>
-        <w:t>В целом, указанные недостатки не снижают общего впечатления от представленной работы. Работа заслуживает оценки «_____________» и представления на Государственной экзаменационной комиссии.</w:t>
+        <w:t xml:space="preserve">В целом, указанные недостатки не снижают общего впечатления от представленной работы. Работа заслуживает оценки </w:t>
+      </w:r>
+      <w:r>
+        <w:rPr>
+          <w:b/>
+          <w:sz w:val="28"/>
+          <w:highlight w:val="yellow"/>
+        </w:rPr>
+        <w:t>отлично</w:t>
+      </w:r>
+      <w:r>
+        <w:rPr>
+          <w:sz w:val="28"/>
+        </w:rPr>
+        <w:t xml:space="preserve"> и представления на Государственной экзаменационной комиссии.</w:t>
       </w:r>
     </w:p>
     <w:p>
       <w:pPr>
-        <w:pStyle w:val="Normal"/>
-        <w:spacing w:before="0" w:after="0"/>
+        <w:spacing w:before="0"/>
         <w:rPr>
           <w:sz w:val="28"/>
           <w:szCs w:val="28"/>
         </w:rPr>
       </w:pPr>
-      <w:r>
-        <w:rPr>
-          <w:sz w:val="28"/>
-          <w:szCs w:val="28"/>
-        </w:rPr>
-      </w:r>
     </w:p>
     <w:tbl>
       <w:tblPr>
         <w:tblW w:w="9854" w:type="dxa"/>
-        <w:jc w:val="start"/>
-        <w:tblInd w:w="0" w:type="dxa"/>
         <w:tblLayout w:type="fixed"/>
-        <w:tblCellMar>
-          <w:top w:w="0" w:type="dxa"/>
-          <w:start w:w="108" w:type="dxa"/>
-          <w:bottom w:w="0" w:type="dxa"/>
-          <w:end w:w="108" w:type="dxa"/>
-        </w:tblCellMar>
+        <w:tblLook w:val="0000" w:firstRow="0" w:lastRow="0" w:firstColumn="0" w:lastColumn="0" w:noHBand="0" w:noVBand="0"/>
       </w:tblPr>
       <w:tblGrid>
         <w:gridCol w:w="4927"/>
         <w:gridCol w:w="4927"/>
       </w:tblGrid>
       <w:tr>
-        <w:trPr/>
         <w:tc>
           <w:tcPr>
             <w:tcW w:w="4927" w:type="dxa"/>
-            <w:tcBorders/>
           </w:tcPr>
           <w:p>
             <w:pPr>
-              <w:pStyle w:val="Normal"/>
               <w:tabs>
-                <w:tab w:val="clear" w:pos="708"/>
-                <w:tab w:val="left" w:pos="1701" w:leader="none"/>
-                <w:tab w:val="left" w:pos="3884" w:leader="none"/>
+                <w:tab w:val="left" w:pos="1701"/>
+                <w:tab w:val="left" w:pos="3884"/>
               </w:tabs>
-              <w:snapToGrid w:val="false"/>
-              <w:spacing w:before="100" w:after="0"/>
+              <w:snapToGrid w:val="0"/>
               <w:rPr>
                 <w:sz w:val="28"/>
                 <w:szCs w:val="28"/>
               </w:rPr>
             </w:pPr>
-            <w:r>
-              <w:rPr>
-                <w:sz w:val="28"/>
-                <w:szCs w:val="28"/>
-              </w:rPr>
-            </w:r>
           </w:p>
           <w:p>
             <w:pPr>
-              <w:pStyle w:val="Normal"/>
               <w:tabs>
-                <w:tab w:val="clear" w:pos="708"/>
-                <w:tab w:val="left" w:pos="1701" w:leader="none"/>
-                <w:tab w:val="left" w:pos="3884" w:leader="none"/>
+                <w:tab w:val="left" w:pos="1701"/>
+                <w:tab w:val="left" w:pos="3884"/>
               </w:tabs>
               <w:rPr>
                 <w:sz w:val="28"/>
                 <w:szCs w:val="28"/>
               </w:rPr>
             </w:pPr>
-            <w:r>
-              <w:rPr>
-                <w:sz w:val="28"/>
-                <w:szCs w:val="28"/>
-              </w:rPr>
-            </w:r>
           </w:p>
           <w:p>
             <w:pPr>
-              <w:pStyle w:val="Normal"/>
               <w:tabs>
-                <w:tab w:val="clear" w:pos="708"/>
-                <w:tab w:val="left" w:pos="1701" w:leader="none"/>
-                <w:tab w:val="left" w:pos="3884" w:leader="none"/>
+                <w:tab w:val="left" w:pos="1701"/>
+                <w:tab w:val="left" w:pos="3884"/>
               </w:tabs>
-              <w:rPr/>
             </w:pPr>
             <w:r>
               <w:rPr>
@@ -308,6 +467,13 @@
                 <w:u w:val="single"/>
               </w:rPr>
               <w:tab/>
+            </w:r>
+            <w:r>
+              <w:rPr>
+                <w:sz w:val="28"/>
+                <w:szCs w:val="28"/>
+                <w:u w:val="single"/>
+              </w:rPr>
               <w:t xml:space="preserve">                              </w:t>
             </w:r>
             <w:r>
@@ -320,8 +486,7 @@
           </w:p>
           <w:p>
             <w:pPr>
-              <w:pStyle w:val="Normal"/>
-              <w:ind w:firstLine="425" w:start="1418" w:end="0"/>
+              <w:ind w:left="1418" w:firstLine="425"/>
               <w:rPr>
                 <w:sz w:val="18"/>
                 <w:szCs w:val="18"/>
@@ -332,52 +497,33 @@
                 <w:sz w:val="18"/>
                 <w:szCs w:val="18"/>
               </w:rPr>
-              <w:t xml:space="preserve">  </w:t>
-            </w:r>
-            <w:r>
-              <w:rPr>
-                <w:sz w:val="18"/>
-                <w:szCs w:val="18"/>
-              </w:rPr>
-              <w:t>(подпись)</w:t>
+              <w:t xml:space="preserve">  (подпись)</w:t>
             </w:r>
           </w:p>
           <w:p>
             <w:pPr>
-              <w:pStyle w:val="Normal"/>
               <w:tabs>
-                <w:tab w:val="clear" w:pos="708"/>
-                <w:tab w:val="left" w:pos="1701" w:leader="none"/>
-                <w:tab w:val="left" w:pos="3884" w:leader="none"/>
+                <w:tab w:val="left" w:pos="1701"/>
+                <w:tab w:val="left" w:pos="3884"/>
               </w:tabs>
               <w:rPr>
                 <w:sz w:val="28"/>
                 <w:szCs w:val="28"/>
               </w:rPr>
             </w:pPr>
-            <w:r>
-              <w:rPr>
-                <w:sz w:val="28"/>
-                <w:szCs w:val="28"/>
-              </w:rPr>
-            </w:r>
           </w:p>
         </w:tc>
         <w:tc>
           <w:tcPr>
             <w:tcW w:w="4927" w:type="dxa"/>
-            <w:tcBorders/>
           </w:tcPr>
           <w:p>
             <w:pPr>
-              <w:pStyle w:val="Normal"/>
               <w:tabs>
-                <w:tab w:val="clear" w:pos="708"/>
-                <w:tab w:val="left" w:pos="1701" w:leader="none"/>
-                <w:tab w:val="left" w:pos="3884" w:leader="none"/>
+                <w:tab w:val="left" w:pos="1701"/>
+                <w:tab w:val="left" w:pos="3884"/>
               </w:tabs>
-              <w:spacing w:before="100" w:after="0"/>
-              <w:jc w:val="end"/>
+              <w:jc w:val="right"/>
               <w:rPr>
                 <w:sz w:val="28"/>
                 <w:szCs w:val="28"/>
@@ -390,18 +536,16 @@
                 <w:szCs w:val="28"/>
                 <w:highlight w:val="yellow"/>
               </w:rPr>
-              <w:t>_______________________________________________</w:t>
+              <w:t xml:space="preserve">д.т.н., заведующий кафедрой </w:t>
             </w:r>
           </w:p>
           <w:p>
             <w:pPr>
-              <w:pStyle w:val="Normal"/>
               <w:tabs>
-                <w:tab w:val="clear" w:pos="708"/>
-                <w:tab w:val="left" w:pos="1701" w:leader="none"/>
-                <w:tab w:val="left" w:pos="3884" w:leader="none"/>
+                <w:tab w:val="left" w:pos="1701"/>
+                <w:tab w:val="left" w:pos="3884"/>
               </w:tabs>
-              <w:jc w:val="end"/>
+              <w:jc w:val="right"/>
               <w:rPr>
                 <w:sz w:val="28"/>
                 <w:szCs w:val="28"/>
@@ -414,40 +558,51 @@
                 <w:szCs w:val="28"/>
                 <w:highlight w:val="yellow"/>
               </w:rPr>
-              <w:t>(должность, учёная степень, Ф.И.О.)</w:t>
+              <w:t xml:space="preserve">КБ-1 «Защита информации», </w:t>
             </w:r>
           </w:p>
           <w:p>
             <w:pPr>
-              <w:pStyle w:val="Normal"/>
               <w:tabs>
-                <w:tab w:val="clear" w:pos="708"/>
-                <w:tab w:val="left" w:pos="1701" w:leader="none"/>
-                <w:tab w:val="left" w:pos="3884" w:leader="none"/>
+                <w:tab w:val="left" w:pos="1701"/>
+                <w:tab w:val="left" w:pos="3884"/>
               </w:tabs>
-              <w:jc w:val="end"/>
-              <w:rPr>
-                <w:sz w:val="28"/>
-                <w:szCs w:val="28"/>
-              </w:rPr>
-            </w:pPr>
-            <w:r>
+              <w:jc w:val="right"/>
               <w:rPr>
                 <w:sz w:val="28"/>
                 <w:szCs w:val="28"/>
                 <w:highlight w:val="yellow"/>
               </w:rPr>
+            </w:pPr>
+            <w:r>
+              <w:rPr>
+                <w:sz w:val="28"/>
+                <w:szCs w:val="28"/>
+                <w:highlight w:val="yellow"/>
+              </w:rPr>
+              <w:t>С.В. Артемова</w:t>
             </w:r>
+          </w:p>
+          <w:p>
+            <w:pPr>
+              <w:tabs>
+                <w:tab w:val="left" w:pos="1701"/>
+                <w:tab w:val="left" w:pos="3884"/>
+              </w:tabs>
+              <w:jc w:val="right"/>
+              <w:rPr>
+                <w:sz w:val="28"/>
+                <w:szCs w:val="28"/>
+              </w:rPr>
+            </w:pPr>
           </w:p>
         </w:tc>
       </w:tr>
     </w:tbl>
     <w:p>
       <w:pPr>
-        <w:pStyle w:val="Normal"/>
-        <w:spacing w:before="0" w:after="0"/>
+        <w:spacing w:before="0"/>
         <w:jc w:val="both"/>
-        <w:rPr/>
       </w:pPr>
       <w:r>
         <w:rPr>
@@ -458,158 +613,202 @@
       </w:r>
     </w:p>
     <w:sectPr>
-      <w:type w:val="nextPage"/>
       <w:pgSz w:w="11906" w:h="16838"/>
-      <w:pgMar w:left="1080" w:right="850" w:gutter="0" w:header="0" w:top="899" w:footer="0" w:bottom="1134"/>
-      <w:pgNumType w:fmt="decimal"/>
-      <w:formProt w:val="false"/>
-      <w:textDirection w:val="lrTb"/>
-      <w:docGrid w:type="default" w:linePitch="360" w:charSpace="0"/>
+      <w:pgMar w:top="899" w:right="850" w:bottom="1134" w:left="1080" w:header="0" w:footer="0" w:gutter="0"/>
+      <w:cols w:space="720"/>
+      <w:formProt w:val="0"/>
+      <w:docGrid w:linePitch="360"/>
     </w:sectPr>
   </w:body>
 </w:document>
 </file>
 
 <file path=word/numbering.xml><?xml version="1.0" encoding="utf-8"?>
-<w:numbering xmlns:w="http://schemas.openxmlformats.org/wordprocessingml/2006/main" xmlns:o="urn:schemas-microsoft-com:office:office" xmlns:r="http://schemas.openxmlformats.org/officeDocument/2006/relationships" xmlns:v="urn:schemas-microsoft-com:vml" xmlns:mc="http://schemas.openxmlformats.org/markup-compatibility/2006" xmlns:w14="http://schemas.microsoft.com/office/word/2010/wordml" mc:Ignorable="w14">
-  <w:abstractNum w:abstractNumId="1">
+<w:numbering xmlns:wpc="http://schemas.microsoft.com/office/word/2010/wordprocessingCanvas" xmlns:cx="http://schemas.microsoft.com/office/drawing/2014/chartex" xmlns:cx1="http://schemas.microsoft.com/office/drawing/2015/9/8/chartex" xmlns:mc="http://schemas.openxmlformats.org/markup-compatibility/2006" xmlns:o="urn:schemas-microsoft-com:office:office" xmlns:r="http://schemas.openxmlformats.org/officeDocument/2006/relationships" xmlns:m="http://schemas.openxmlformats.org/officeDocument/2006/math" xmlns:v="urn:schemas-microsoft-com:vml" xmlns:wp14="http://schemas.microsoft.com/office/word/2010/wordprocessingDrawing" xmlns:wp="http://schemas.openxmlformats.org/drawingml/2006/wordprocessingDrawing" xmlns:w10="urn:schemas-microsoft-com:office:word" xmlns:w="http://schemas.openxmlformats.org/wordprocessingml/2006/main" xmlns:w14="http://schemas.microsoft.com/office/word/2010/wordml" xmlns:w15="http://schemas.microsoft.com/office/word/2012/wordml" xmlns:w16se="http://schemas.microsoft.com/office/word/2015/wordml/symex" xmlns:wpg="http://schemas.microsoft.com/office/word/2010/wordprocessingGroup" xmlns:wpi="http://schemas.microsoft.com/office/word/2010/wordprocessingInk" xmlns:wne="http://schemas.microsoft.com/office/word/2006/wordml" xmlns:wps="http://schemas.microsoft.com/office/word/2010/wordprocessingShape" mc:Ignorable="w14 w15 w16se wp14">
+  <w:abstractNum w:abstractNumId="0" w15:restartNumberingAfterBreak="0">
+    <w:nsid w:val="12BF52FA"/>
+    <w:multiLevelType w:val="multilevel"/>
+    <w:tmpl w:val="0052BF38"/>
+    <w:lvl w:ilvl="0">
+      <w:start w:val="1"/>
+      <w:numFmt w:val="none"/>
+      <w:suff w:val="nothing"/>
+      <w:lvlText w:val=""/>
+      <w:lvlJc w:val="left"/>
+      <w:pPr>
+        <w:tabs>
+          <w:tab w:val="num" w:pos="0"/>
+        </w:tabs>
+        <w:ind w:left="0" w:firstLine="0"/>
+      </w:pPr>
+    </w:lvl>
+    <w:lvl w:ilvl="1">
+      <w:start w:val="1"/>
+      <w:numFmt w:val="none"/>
+      <w:suff w:val="nothing"/>
+      <w:lvlText w:val=""/>
+      <w:lvlJc w:val="left"/>
+      <w:pPr>
+        <w:tabs>
+          <w:tab w:val="num" w:pos="0"/>
+        </w:tabs>
+        <w:ind w:left="0" w:firstLine="0"/>
+      </w:pPr>
+    </w:lvl>
+    <w:lvl w:ilvl="2">
+      <w:start w:val="1"/>
+      <w:numFmt w:val="none"/>
+      <w:suff w:val="nothing"/>
+      <w:lvlText w:val=""/>
+      <w:lvlJc w:val="left"/>
+      <w:pPr>
+        <w:tabs>
+          <w:tab w:val="num" w:pos="0"/>
+        </w:tabs>
+        <w:ind w:left="0" w:firstLine="0"/>
+      </w:pPr>
+    </w:lvl>
+    <w:lvl w:ilvl="3">
+      <w:start w:val="1"/>
+      <w:numFmt w:val="none"/>
+      <w:suff w:val="nothing"/>
+      <w:lvlText w:val=""/>
+      <w:lvlJc w:val="left"/>
+      <w:pPr>
+        <w:tabs>
+          <w:tab w:val="num" w:pos="0"/>
+        </w:tabs>
+        <w:ind w:left="0" w:firstLine="0"/>
+      </w:pPr>
+    </w:lvl>
+    <w:lvl w:ilvl="4">
+      <w:start w:val="1"/>
+      <w:numFmt w:val="none"/>
+      <w:suff w:val="nothing"/>
+      <w:lvlText w:val=""/>
+      <w:lvlJc w:val="left"/>
+      <w:pPr>
+        <w:tabs>
+          <w:tab w:val="num" w:pos="0"/>
+        </w:tabs>
+        <w:ind w:left="0" w:firstLine="0"/>
+      </w:pPr>
+    </w:lvl>
+    <w:lvl w:ilvl="5">
+      <w:start w:val="1"/>
+      <w:numFmt w:val="none"/>
+      <w:suff w:val="nothing"/>
+      <w:lvlText w:val=""/>
+      <w:lvlJc w:val="left"/>
+      <w:pPr>
+        <w:tabs>
+          <w:tab w:val="num" w:pos="0"/>
+        </w:tabs>
+        <w:ind w:left="0" w:firstLine="0"/>
+      </w:pPr>
+    </w:lvl>
+    <w:lvl w:ilvl="6">
+      <w:start w:val="1"/>
+      <w:numFmt w:val="none"/>
+      <w:suff w:val="nothing"/>
+      <w:lvlText w:val=""/>
+      <w:lvlJc w:val="left"/>
+      <w:pPr>
+        <w:tabs>
+          <w:tab w:val="num" w:pos="0"/>
+        </w:tabs>
+        <w:ind w:left="0" w:firstLine="0"/>
+      </w:pPr>
+    </w:lvl>
+    <w:lvl w:ilvl="7">
+      <w:start w:val="1"/>
+      <w:numFmt w:val="none"/>
+      <w:suff w:val="nothing"/>
+      <w:lvlText w:val=""/>
+      <w:lvlJc w:val="left"/>
+      <w:pPr>
+        <w:tabs>
+          <w:tab w:val="num" w:pos="0"/>
+        </w:tabs>
+        <w:ind w:left="0" w:firstLine="0"/>
+      </w:pPr>
+    </w:lvl>
+    <w:lvl w:ilvl="8">
+      <w:start w:val="1"/>
+      <w:numFmt w:val="none"/>
+      <w:suff w:val="nothing"/>
+      <w:lvlText w:val=""/>
+      <w:lvlJc w:val="left"/>
+      <w:pPr>
+        <w:tabs>
+          <w:tab w:val="num" w:pos="0"/>
+        </w:tabs>
+        <w:ind w:left="0" w:firstLine="0"/>
+      </w:pPr>
+    </w:lvl>
+  </w:abstractNum>
+  <w:abstractNum w:abstractNumId="1" w15:restartNumberingAfterBreak="0">
+    <w:nsid w:val="1C3D0DD9"/>
+    <w:multiLevelType w:val="multilevel"/>
+    <w:tmpl w:val="F4C6FF3C"/>
     <w:lvl w:ilvl="0">
       <w:start w:val="1"/>
       <w:numFmt w:val="decimal"/>
       <w:lvlText w:val="%1."/>
-      <w:lvlJc w:val="start"/>
+      <w:lvlJc w:val="left"/>
       <w:pPr>
         <w:tabs>
           <w:tab w:val="num" w:pos="1440"/>
         </w:tabs>
-        <w:ind w:start="1440" w:hanging="360"/>
-      </w:pPr>
-    </w:lvl>
-  </w:abstractNum>
-  <w:abstractNum w:abstractNumId="2">
-    <w:lvl w:ilvl="0">
-      <w:start w:val="1"/>
-      <w:numFmt w:val="none"/>
-      <w:suff w:val="nothing"/>
-      <w:lvlText w:val=""/>
-      <w:lvlJc w:val="start"/>
-      <w:pPr>
-        <w:tabs>
-          <w:tab w:val="num" w:pos="0"/>
-        </w:tabs>
-        <w:ind w:start="0" w:hanging="0"/>
+        <w:ind w:left="1440" w:hanging="360"/>
       </w:pPr>
     </w:lvl>
     <w:lvl w:ilvl="1">
-      <w:start w:val="1"/>
-      <w:numFmt w:val="none"/>
-      <w:suff w:val="nothing"/>
-      <w:lvlText w:val=""/>
-      <w:lvlJc w:val="start"/>
-      <w:pPr>
-        <w:tabs>
-          <w:tab w:val="num" w:pos="0"/>
-        </w:tabs>
-        <w:ind w:start="0" w:hanging="0"/>
-      </w:pPr>
+      <w:numFmt w:val="decimal"/>
+      <w:lvlText w:val=""/>
+      <w:lvlJc w:val="left"/>
     </w:lvl>
     <w:lvl w:ilvl="2">
-      <w:start w:val="1"/>
-      <w:numFmt w:val="none"/>
-      <w:suff w:val="nothing"/>
-      <w:lvlText w:val=""/>
-      <w:lvlJc w:val="start"/>
-      <w:pPr>
-        <w:tabs>
-          <w:tab w:val="num" w:pos="0"/>
-        </w:tabs>
-        <w:ind w:start="0" w:hanging="0"/>
-      </w:pPr>
+      <w:numFmt w:val="decimal"/>
+      <w:lvlText w:val=""/>
+      <w:lvlJc w:val="left"/>
     </w:lvl>
     <w:lvl w:ilvl="3">
-      <w:start w:val="1"/>
-      <w:numFmt w:val="none"/>
-      <w:suff w:val="nothing"/>
-      <w:lvlText w:val=""/>
-      <w:lvlJc w:val="start"/>
-      <w:pPr>
-        <w:tabs>
-          <w:tab w:val="num" w:pos="0"/>
-        </w:tabs>
-        <w:ind w:start="0" w:hanging="0"/>
-      </w:pPr>
+      <w:numFmt w:val="decimal"/>
+      <w:lvlText w:val=""/>
+      <w:lvlJc w:val="left"/>
     </w:lvl>
     <w:lvl w:ilvl="4">
-      <w:start w:val="1"/>
-      <w:numFmt w:val="none"/>
-      <w:suff w:val="nothing"/>
-      <w:lvlText w:val=""/>
-      <w:lvlJc w:val="start"/>
-      <w:pPr>
-        <w:tabs>
-          <w:tab w:val="num" w:pos="0"/>
-        </w:tabs>
-        <w:ind w:start="0" w:hanging="0"/>
-      </w:pPr>
+      <w:numFmt w:val="decimal"/>
+      <w:lvlText w:val=""/>
+      <w:lvlJc w:val="left"/>
     </w:lvl>
     <w:lvl w:ilvl="5">
-      <w:start w:val="1"/>
-      <w:numFmt w:val="none"/>
-      <w:suff w:val="nothing"/>
-      <w:lvlText w:val=""/>
-      <w:lvlJc w:val="start"/>
-      <w:pPr>
-        <w:tabs>
-          <w:tab w:val="num" w:pos="0"/>
-        </w:tabs>
-        <w:ind w:start="0" w:hanging="0"/>
-      </w:pPr>
+      <w:numFmt w:val="decimal"/>
+      <w:lvlText w:val=""/>
+      <w:lvlJc w:val="left"/>
     </w:lvl>
     <w:lvl w:ilvl="6">
-      <w:start w:val="1"/>
-      <w:numFmt w:val="none"/>
-      <w:suff w:val="nothing"/>
-      <w:lvlText w:val=""/>
-      <w:lvlJc w:val="start"/>
-      <w:pPr>
-        <w:tabs>
-          <w:tab w:val="num" w:pos="0"/>
-        </w:tabs>
-        <w:ind w:start="0" w:hanging="0"/>
-      </w:pPr>
+      <w:numFmt w:val="decimal"/>
+      <w:lvlText w:val=""/>
+      <w:lvlJc w:val="left"/>
     </w:lvl>
     <w:lvl w:ilvl="7">
-      <w:start w:val="1"/>
-      <w:numFmt w:val="none"/>
-      <w:suff w:val="nothing"/>
-      <w:lvlText w:val=""/>
-      <w:lvlJc w:val="start"/>
-      <w:pPr>
-        <w:tabs>
-          <w:tab w:val="num" w:pos="0"/>
-        </w:tabs>
-        <w:ind w:start="0" w:hanging="0"/>
-      </w:pPr>
+      <w:numFmt w:val="decimal"/>
+      <w:lvlText w:val=""/>
+      <w:lvlJc w:val="left"/>
     </w:lvl>
     <w:lvl w:ilvl="8">
-      <w:start w:val="1"/>
-      <w:numFmt w:val="none"/>
-      <w:suff w:val="nothing"/>
-      <w:lvlText w:val=""/>
-      <w:lvlJc w:val="start"/>
-      <w:pPr>
-        <w:tabs>
-          <w:tab w:val="num" w:pos="0"/>
-        </w:tabs>
-        <w:ind w:start="0" w:hanging="0"/>
-      </w:pPr>
+      <w:numFmt w:val="decimal"/>
+      <w:lvlText w:val=""/>
+      <w:lvlJc w:val="left"/>
     </w:lvl>
   </w:abstractNum>
   <w:num w:numId="1">
     <w:abstractNumId w:val="1"/>
   </w:num>
   <w:num w:numId="2">
-    <w:abstractNumId w:val="2"/>
+    <w:abstractNumId w:val="0"/>
   </w:num>
   <w:num w:numId="3">
     <w:abstractNumId w:val="1"/>
@@ -621,75 +820,459 @@
 </file>
 
 <file path=word/styles.xml><?xml version="1.0" encoding="utf-8"?>
-<w:styles xmlns:w="http://schemas.openxmlformats.org/wordprocessingml/2006/main" xmlns:w14="http://schemas.microsoft.com/office/word/2010/wordml" xmlns:mc="http://schemas.openxmlformats.org/markup-compatibility/2006" mc:Ignorable="w14">
+<w:styles xmlns:mc="http://schemas.openxmlformats.org/markup-compatibility/2006" xmlns:r="http://schemas.openxmlformats.org/officeDocument/2006/relationships" xmlns:w="http://schemas.openxmlformats.org/wordprocessingml/2006/main" xmlns:w14="http://schemas.microsoft.com/office/word/2010/wordml" xmlns:w15="http://schemas.microsoft.com/office/word/2012/wordml" xmlns:w16se="http://schemas.microsoft.com/office/word/2015/wordml/symex" mc:Ignorable="w14 w15 w16se">
   <w:docDefaults>
     <w:rPrDefault>
       <w:rPr>
-        <w:rFonts w:ascii="Liberation Serif" w:hAnsi="Liberation Serif" w:eastAsia="DejaVu Sans" w:cs="DejaVu Sans"/>
-        <w:sz w:val="24"/>
-        <w:szCs w:val="24"/>
-        <w:lang w:val="en-US" w:eastAsia="zh-CN" w:bidi="hi-IN"/>
+        <w:rFonts w:ascii="Liberation Serif" w:eastAsia="DejaVu Sans" w:hAnsi="Liberation Serif" w:cs="DejaVu Sans"/>
+        <w:lang w:val="ru-RU" w:eastAsia="ru-RU" w:bidi="ar-SA"/>
       </w:rPr>
     </w:rPrDefault>
-    <w:pPrDefault>
-      <w:pPr>
-        <w:suppressAutoHyphens w:val="true"/>
-      </w:pPr>
-    </w:pPrDefault>
+    <w:pPrDefault/>
   </w:docDefaults>
-  <w:style w:type="paragraph" w:styleId="Normal">
+  <w:latentStyles w:defLockedState="0" w:defUIPriority="99" w:defSemiHidden="0" w:defUnhideWhenUsed="0" w:defQFormat="0" w:count="371">
+    <w:lsdException w:name="Normal" w:uiPriority="0" w:qFormat="1"/>
+    <w:lsdException w:name="heading 1" w:uiPriority="9" w:qFormat="1"/>
+    <w:lsdException w:name="heading 2" w:semiHidden="1" w:uiPriority="9" w:unhideWhenUsed="1" w:qFormat="1"/>
+    <w:lsdException w:name="heading 3" w:semiHidden="1" w:uiPriority="9" w:unhideWhenUsed="1" w:qFormat="1"/>
+    <w:lsdException w:name="heading 4" w:semiHidden="1" w:uiPriority="9" w:unhideWhenUsed="1" w:qFormat="1"/>
+    <w:lsdException w:name="heading 5" w:semiHidden="1" w:uiPriority="9" w:unhideWhenUsed="1" w:qFormat="1"/>
+    <w:lsdException w:name="heading 6" w:semiHidden="1" w:uiPriority="9" w:unhideWhenUsed="1" w:qFormat="1"/>
+    <w:lsdException w:name="heading 7" w:semiHidden="1" w:uiPriority="9" w:unhideWhenUsed="1" w:qFormat="1"/>
+    <w:lsdException w:name="heading 8" w:semiHidden="1" w:uiPriority="9" w:unhideWhenUsed="1" w:qFormat="1"/>
+    <w:lsdException w:name="heading 9" w:semiHidden="1" w:uiPriority="9" w:unhideWhenUsed="1" w:qFormat="1"/>
+    <w:lsdException w:name="index 1" w:semiHidden="1" w:unhideWhenUsed="1"/>
+    <w:lsdException w:name="index 2" w:semiHidden="1" w:unhideWhenUsed="1"/>
+    <w:lsdException w:name="index 3" w:semiHidden="1" w:unhideWhenUsed="1"/>
+    <w:lsdException w:name="index 4" w:semiHidden="1" w:unhideWhenUsed="1"/>
+    <w:lsdException w:name="index 5" w:semiHidden="1" w:unhideWhenUsed="1"/>
+    <w:lsdException w:name="index 6" w:semiHidden="1" w:unhideWhenUsed="1"/>
+    <w:lsdException w:name="index 7" w:semiHidden="1" w:unhideWhenUsed="1"/>
+    <w:lsdException w:name="index 8" w:semiHidden="1" w:unhideWhenUsed="1"/>
+    <w:lsdException w:name="index 9" w:semiHidden="1" w:unhideWhenUsed="1"/>
+    <w:lsdException w:name="toc 1" w:semiHidden="1" w:uiPriority="39" w:unhideWhenUsed="1"/>
+    <w:lsdException w:name="toc 2" w:semiHidden="1" w:uiPriority="39" w:unhideWhenUsed="1"/>
+    <w:lsdException w:name="toc 3" w:semiHidden="1" w:uiPriority="39" w:unhideWhenUsed="1"/>
+    <w:lsdException w:name="toc 4" w:semiHidden="1" w:uiPriority="39" w:unhideWhenUsed="1"/>
+    <w:lsdException w:name="toc 5" w:semiHidden="1" w:uiPriority="39" w:unhideWhenUsed="1"/>
+    <w:lsdException w:name="toc 6" w:semiHidden="1" w:uiPriority="39" w:unhideWhenUsed="1"/>
+    <w:lsdException w:name="toc 7" w:semiHidden="1" w:uiPriority="39" w:unhideWhenUsed="1"/>
+    <w:lsdException w:name="toc 8" w:semiHidden="1" w:uiPriority="39" w:unhideWhenUsed="1"/>
+    <w:lsdException w:name="toc 9" w:semiHidden="1" w:uiPriority="39" w:unhideWhenUsed="1"/>
+    <w:lsdException w:name="Normal Indent" w:semiHidden="1" w:unhideWhenUsed="1"/>
+    <w:lsdException w:name="footnote text" w:semiHidden="1" w:unhideWhenUsed="1"/>
+    <w:lsdException w:name="annotation text" w:semiHidden="1" w:unhideWhenUsed="1"/>
+    <w:lsdException w:name="header" w:semiHidden="1" w:unhideWhenUsed="1"/>
+    <w:lsdException w:name="footer" w:semiHidden="1" w:unhideWhenUsed="1"/>
+    <w:lsdException w:name="index heading" w:semiHidden="1" w:unhideWhenUsed="1"/>
+    <w:lsdException w:name="caption" w:semiHidden="1" w:uiPriority="35" w:unhideWhenUsed="1" w:qFormat="1"/>
+    <w:lsdException w:name="table of figures" w:semiHidden="1" w:unhideWhenUsed="1"/>
+    <w:lsdException w:name="envelope address" w:semiHidden="1" w:unhideWhenUsed="1"/>
+    <w:lsdException w:name="envelope return" w:semiHidden="1" w:unhideWhenUsed="1"/>
+    <w:lsdException w:name="footnote reference" w:semiHidden="1" w:unhideWhenUsed="1"/>
+    <w:lsdException w:name="annotation reference" w:semiHidden="1" w:unhideWhenUsed="1"/>
+    <w:lsdException w:name="line number" w:semiHidden="1" w:unhideWhenUsed="1"/>
+    <w:lsdException w:name="page number" w:semiHidden="1" w:unhideWhenUsed="1"/>
+    <w:lsdException w:name="endnote reference" w:semiHidden="1" w:unhideWhenUsed="1"/>
+    <w:lsdException w:name="endnote text" w:semiHidden="1" w:unhideWhenUsed="1"/>
+    <w:lsdException w:name="table of authorities" w:semiHidden="1" w:unhideWhenUsed="1"/>
+    <w:lsdException w:name="macro" w:semiHidden="1" w:unhideWhenUsed="1"/>
+    <w:lsdException w:name="toa heading" w:semiHidden="1" w:unhideWhenUsed="1"/>
+    <w:lsdException w:name="List" w:semiHidden="1" w:unhideWhenUsed="1"/>
+    <w:lsdException w:name="List Bullet" w:semiHidden="1" w:unhideWhenUsed="1"/>
+    <w:lsdException w:name="List Number" w:semiHidden="1" w:unhideWhenUsed="1"/>
+    <w:lsdException w:name="List 2" w:semiHidden="1" w:unhideWhenUsed="1"/>
+    <w:lsdException w:name="List 3" w:semiHidden="1" w:unhideWhenUsed="1"/>
+    <w:lsdException w:name="List 4" w:semiHidden="1" w:unhideWhenUsed="1"/>
+    <w:lsdException w:name="List 5" w:semiHidden="1" w:unhideWhenUsed="1"/>
+    <w:lsdException w:name="List Bullet 2" w:semiHidden="1" w:unhideWhenUsed="1"/>
+    <w:lsdException w:name="List Bullet 3" w:semiHidden="1" w:unhideWhenUsed="1"/>
+    <w:lsdException w:name="List Bullet 4" w:semiHidden="1" w:unhideWhenUsed="1"/>
+    <w:lsdException w:name="List Bullet 5" w:semiHidden="1" w:unhideWhenUsed="1"/>
+    <w:lsdException w:name="List Number 2" w:semiHidden="1" w:unhideWhenUsed="1"/>
+    <w:lsdException w:name="List Number 3" w:semiHidden="1" w:unhideWhenUsed="1"/>
+    <w:lsdException w:name="List Number 4" w:semiHidden="1" w:unhideWhenUsed="1"/>
+    <w:lsdException w:name="List Number 5" w:semiHidden="1" w:unhideWhenUsed="1"/>
+    <w:lsdException w:name="Title" w:uiPriority="10" w:qFormat="1"/>
+    <w:lsdException w:name="Closing" w:semiHidden="1" w:unhideWhenUsed="1"/>
+    <w:lsdException w:name="Signature" w:semiHidden="1" w:unhideWhenUsed="1"/>
+    <w:lsdException w:name="Default Paragraph Font" w:semiHidden="1" w:uiPriority="1" w:unhideWhenUsed="1"/>
+    <w:lsdException w:name="Body Text" w:semiHidden="1" w:unhideWhenUsed="1"/>
+    <w:lsdException w:name="Body Text Indent" w:semiHidden="1" w:unhideWhenUsed="1"/>
+    <w:lsdException w:name="List Continue" w:semiHidden="1" w:unhideWhenUsed="1"/>
+    <w:lsdException w:name="List Continue 2" w:semiHidden="1" w:unhideWhenUsed="1"/>
+    <w:lsdException w:name="List Continue 3" w:semiHidden="1" w:unhideWhenUsed="1"/>
+    <w:lsdException w:name="List Continue 4" w:semiHidden="1" w:unhideWhenUsed="1"/>
+    <w:lsdException w:name="List Continue 5" w:semiHidden="1" w:unhideWhenUsed="1"/>
+    <w:lsdException w:name="Message Header" w:semiHidden="1" w:unhideWhenUsed="1"/>
+    <w:lsdException w:name="Subtitle" w:uiPriority="11" w:qFormat="1"/>
+    <w:lsdException w:name="Salutation" w:semiHidden="1" w:unhideWhenUsed="1"/>
+    <w:lsdException w:name="Date" w:semiHidden="1" w:unhideWhenUsed="1"/>
+    <w:lsdException w:name="Body Text First Indent" w:semiHidden="1" w:unhideWhenUsed="1"/>
+    <w:lsdException w:name="Body Text First Indent 2" w:semiHidden="1" w:unhideWhenUsed="1"/>
+    <w:lsdException w:name="Note Heading" w:semiHidden="1" w:unhideWhenUsed="1"/>
+    <w:lsdException w:name="Body Text 2" w:semiHidden="1" w:unhideWhenUsed="1"/>
+    <w:lsdException w:name="Body Text 3" w:semiHidden="1" w:unhideWhenUsed="1"/>
+    <w:lsdException w:name="Body Text Indent 2" w:semiHidden="1" w:unhideWhenUsed="1"/>
+    <w:lsdException w:name="Body Text Indent 3" w:semiHidden="1" w:unhideWhenUsed="1"/>
+    <w:lsdException w:name="Block Text" w:semiHidden="1" w:unhideWhenUsed="1"/>
+    <w:lsdException w:name="Hyperlink" w:semiHidden="1" w:unhideWhenUsed="1"/>
+    <w:lsdException w:name="FollowedHyperlink" w:semiHidden="1" w:unhideWhenUsed="1"/>
+    <w:lsdException w:name="Strong" w:uiPriority="22" w:qFormat="1"/>
+    <w:lsdException w:name="Emphasis" w:uiPriority="20" w:qFormat="1"/>
+    <w:lsdException w:name="Document Map" w:semiHidden="1" w:unhideWhenUsed="1"/>
+    <w:lsdException w:name="Plain Text" w:semiHidden="1" w:unhideWhenUsed="1"/>
+    <w:lsdException w:name="E-mail Signature" w:semiHidden="1" w:unhideWhenUsed="1"/>
+    <w:lsdException w:name="HTML Top of Form" w:semiHidden="1" w:unhideWhenUsed="1"/>
+    <w:lsdException w:name="HTML Bottom of Form" w:semiHidden="1" w:unhideWhenUsed="1"/>
+    <w:lsdException w:name="Normal (Web)" w:semiHidden="1" w:unhideWhenUsed="1"/>
+    <w:lsdException w:name="HTML Acronym" w:semiHidden="1" w:unhideWhenUsed="1"/>
+    <w:lsdException w:name="HTML Address" w:semiHidden="1" w:unhideWhenUsed="1"/>
+    <w:lsdException w:name="HTML Cite" w:semiHidden="1" w:unhideWhenUsed="1"/>
+    <w:lsdException w:name="HTML Code" w:semiHidden="1" w:unhideWhenUsed="1"/>
+    <w:lsdException w:name="HTML Definition" w:semiHidden="1" w:unhideWhenUsed="1"/>
+    <w:lsdException w:name="HTML Keyboard" w:semiHidden="1" w:unhideWhenUsed="1"/>
+    <w:lsdException w:name="HTML Preformatted" w:semiHidden="1" w:unhideWhenUsed="1"/>
+    <w:lsdException w:name="HTML Sample" w:semiHidden="1" w:unhideWhenUsed="1"/>
+    <w:lsdException w:name="HTML Typewriter" w:semiHidden="1" w:unhideWhenUsed="1"/>
+    <w:lsdException w:name="HTML Variable" w:semiHidden="1" w:unhideWhenUsed="1"/>
+    <w:lsdException w:name="Normal Table" w:semiHidden="1" w:unhideWhenUsed="1"/>
+    <w:lsdException w:name="annotation subject" w:semiHidden="1" w:unhideWhenUsed="1"/>
+    <w:lsdException w:name="No List" w:semiHidden="1" w:unhideWhenUsed="1"/>
+    <w:lsdException w:name="Outline List 1" w:semiHidden="1" w:unhideWhenUsed="1"/>
+    <w:lsdException w:name="Outline List 2" w:semiHidden="1" w:unhideWhenUsed="1"/>
+    <w:lsdException w:name="Outline List 3" w:semiHidden="1" w:unhideWhenUsed="1"/>
+    <w:lsdException w:name="Table Simple 1" w:semiHidden="1" w:unhideWhenUsed="1"/>
+    <w:lsdException w:name="Table Simple 2" w:semiHidden="1" w:unhideWhenUsed="1"/>
+    <w:lsdException w:name="Table Simple 3" w:semiHidden="1" w:unhideWhenUsed="1"/>
+    <w:lsdException w:name="Table Classic 1" w:semiHidden="1" w:unhideWhenUsed="1"/>
+    <w:lsdException w:name="Table Classic 2" w:semiHidden="1" w:unhideWhenUsed="1"/>
+    <w:lsdException w:name="Table Classic 3" w:semiHidden="1" w:unhideWhenUsed="1"/>
+    <w:lsdException w:name="Table Classic 4" w:semiHidden="1" w:unhideWhenUsed="1"/>
+    <w:lsdException w:name="Table Colorful 1" w:semiHidden="1" w:unhideWhenUsed="1"/>
+    <w:lsdException w:name="Table Colorful 2" w:semiHidden="1" w:unhideWhenUsed="1"/>
+    <w:lsdException w:name="Table Colorful 3" w:semiHidden="1" w:unhideWhenUsed="1"/>
+    <w:lsdException w:name="Table Columns 1" w:semiHidden="1" w:unhideWhenUsed="1"/>
+    <w:lsdException w:name="Table Columns 2" w:semiHidden="1" w:unhideWhenUsed="1"/>
+    <w:lsdException w:name="Table Columns 3" w:semiHidden="1" w:unhideWhenUsed="1"/>
+    <w:lsdException w:name="Table Columns 4" w:semiHidden="1" w:unhideWhenUsed="1"/>
+    <w:lsdException w:name="Table Columns 5" w:semiHidden="1" w:unhideWhenUsed="1"/>
+    <w:lsdException w:name="Table Grid 1" w:semiHidden="1" w:unhideWhenUsed="1"/>
+    <w:lsdException w:name="Table Grid 2" w:semiHidden="1" w:unhideWhenUsed="1"/>
+    <w:lsdException w:name="Table Grid 3" w:semiHidden="1" w:unhideWhenUsed="1"/>
+    <w:lsdException w:name="Table Grid 4" w:semiHidden="1" w:unhideWhenUsed="1"/>
+    <w:lsdException w:name="Table Grid 5" w:semiHidden="1" w:unhideWhenUsed="1"/>
+    <w:lsdException w:name="Table Grid 6" w:semiHidden="1" w:unhideWhenUsed="1"/>
+    <w:lsdException w:name="Table Grid 7" w:semiHidden="1" w:unhideWhenUsed="1"/>
+    <w:lsdException w:name="Table Grid 8" w:semiHidden="1" w:unhideWhenUsed="1"/>
+    <w:lsdException w:name="Table List 1" w:semiHidden="1" w:unhideWhenUsed="1"/>
+    <w:lsdException w:name="Table List 2" w:semiHidden="1" w:unhideWhenUsed="1"/>
+    <w:lsdException w:name="Table List 3" w:semiHidden="1" w:unhideWhenUsed="1"/>
+    <w:lsdException w:name="Table List 4" w:semiHidden="1" w:unhideWhenUsed="1"/>
+    <w:lsdException w:name="Table List 5" w:semiHidden="1" w:unhideWhenUsed="1"/>
+    <w:lsdException w:name="Table List 6" w:semiHidden="1" w:unhideWhenUsed="1"/>
+    <w:lsdException w:name="Table List 7" w:semiHidden="1" w:unhideWhenUsed="1"/>
+    <w:lsdException w:name="Table List 8" w:semiHidden="1" w:unhideWhenUsed="1"/>
+    <w:lsdException w:name="Table 3D effects 1" w:semiHidden="1" w:unhideWhenUsed="1"/>
+    <w:lsdException w:name="Table 3D effects 2" w:semiHidden="1" w:unhideWhenUsed="1"/>
+    <w:lsdException w:name="Table 3D effects 3" w:semiHidden="1" w:unhideWhenUsed="1"/>
+    <w:lsdException w:name="Table Contemporary" w:semiHidden="1" w:unhideWhenUsed="1"/>
+    <w:lsdException w:name="Table Elegant" w:semiHidden="1" w:unhideWhenUsed="1"/>
+    <w:lsdException w:name="Table Professional" w:semiHidden="1" w:unhideWhenUsed="1"/>
+    <w:lsdException w:name="Table Subtle 1" w:semiHidden="1" w:unhideWhenUsed="1"/>
+    <w:lsdException w:name="Table Subtle 2" w:semiHidden="1" w:unhideWhenUsed="1"/>
+    <w:lsdException w:name="Table Web 1" w:semiHidden="1" w:unhideWhenUsed="1"/>
+    <w:lsdException w:name="Table Web 2" w:semiHidden="1" w:unhideWhenUsed="1"/>
+    <w:lsdException w:name="Table Web 3" w:semiHidden="1" w:unhideWhenUsed="1"/>
+    <w:lsdException w:name="Balloon Text" w:semiHidden="1" w:unhideWhenUsed="1"/>
+    <w:lsdException w:name="Table Grid" w:uiPriority="39"/>
+    <w:lsdException w:name="Table Theme" w:semiHidden="1" w:unhideWhenUsed="1"/>
+    <w:lsdException w:name="Placeholder Text" w:semiHidden="1"/>
+    <w:lsdException w:name="No Spacing" w:uiPriority="1" w:qFormat="1"/>
+    <w:lsdException w:name="Light Shading" w:uiPriority="60"/>
+    <w:lsdException w:name="Light List" w:uiPriority="61"/>
+    <w:lsdException w:name="Light Grid" w:uiPriority="62"/>
+    <w:lsdException w:name="Medium Shading 1" w:uiPriority="63"/>
+    <w:lsdException w:name="Medium Shading 2" w:uiPriority="64"/>
+    <w:lsdException w:name="Medium List 1" w:uiPriority="65"/>
+    <w:lsdException w:name="Medium List 2" w:uiPriority="66"/>
+    <w:lsdException w:name="Medium Grid 1" w:uiPriority="67"/>
+    <w:lsdException w:name="Medium Grid 2" w:uiPriority="68"/>
+    <w:lsdException w:name="Medium Grid 3" w:uiPriority="69"/>
+    <w:lsdException w:name="Dark List" w:uiPriority="70"/>
+    <w:lsdException w:name="Colorful Shading" w:uiPriority="71"/>
+    <w:lsdException w:name="Colorful List" w:uiPriority="72"/>
+    <w:lsdException w:name="Colorful Grid" w:uiPriority="73"/>
+    <w:lsdException w:name="Light Shading Accent 1" w:uiPriority="60"/>
+    <w:lsdException w:name="Light List Accent 1" w:uiPriority="61"/>
+    <w:lsdException w:name="Light Grid Accent 1" w:uiPriority="62"/>
+    <w:lsdException w:name="Medium Shading 1 Accent 1" w:uiPriority="63"/>
+    <w:lsdException w:name="Medium Shading 2 Accent 1" w:uiPriority="64"/>
+    <w:lsdException w:name="Medium List 1 Accent 1" w:uiPriority="65"/>
+    <w:lsdException w:name="Revision" w:semiHidden="1"/>
+    <w:lsdException w:name="List Paragraph" w:uiPriority="34" w:qFormat="1"/>
+    <w:lsdException w:name="Quote" w:uiPriority="29" w:qFormat="1"/>
+    <w:lsdException w:name="Intense Quote" w:uiPriority="30" w:qFormat="1"/>
+    <w:lsdException w:name="Medium List 2 Accent 1" w:uiPriority="66"/>
+    <w:lsdException w:name="Medium Grid 1 Accent 1" w:uiPriority="67"/>
+    <w:lsdException w:name="Medium Grid 2 Accent 1" w:uiPriority="68"/>
+    <w:lsdException w:name="Medium Grid 3 Accent 1" w:uiPriority="69"/>
+    <w:lsdException w:name="Dark List Accent 1" w:uiPriority="70"/>
+    <w:lsdException w:name="Colorful Shading Accent 1" w:uiPriority="71"/>
+    <w:lsdException w:name="Colorful List Accent 1" w:uiPriority="72"/>
+    <w:lsdException w:name="Colorful Grid Accent 1" w:uiPriority="73"/>
+    <w:lsdException w:name="Light Shading Accent 2" w:uiPriority="60"/>
+    <w:lsdException w:name="Light List Accent 2" w:uiPriority="61"/>
+    <w:lsdException w:name="Light Grid Accent 2" w:uiPriority="62"/>
+    <w:lsdException w:name="Medium Shading 1 Accent 2" w:uiPriority="63"/>
+    <w:lsdException w:name="Medium Shading 2 Accent 2" w:uiPriority="64"/>
+    <w:lsdException w:name="Medium List 1 Accent 2" w:uiPriority="65"/>
+    <w:lsdException w:name="Medium List 2 Accent 2" w:uiPriority="66"/>
+    <w:lsdException w:name="Medium Grid 1 Accent 2" w:uiPriority="67"/>
+    <w:lsdException w:name="Medium Grid 2 Accent 2" w:uiPriority="68"/>
+    <w:lsdException w:name="Medium Grid 3 Accent 2" w:uiPriority="69"/>
+    <w:lsdException w:name="Dark List Accent 2" w:uiPriority="70"/>
+    <w:lsdException w:name="Colorful Shading Accent 2" w:uiPriority="71"/>
+    <w:lsdException w:name="Colorful List Accent 2" w:uiPriority="72"/>
+    <w:lsdException w:name="Colorful Grid Accent 2" w:uiPriority="73"/>
+    <w:lsdException w:name="Light Shading Accent 3" w:uiPriority="60"/>
+    <w:lsdException w:name="Light List Accent 3" w:uiPriority="61"/>
+    <w:lsdException w:name="Light Grid Accent 3" w:uiPriority="62"/>
+    <w:lsdException w:name="Medium Shading 1 Accent 3" w:uiPriority="63"/>
+    <w:lsdException w:name="Medium Shading 2 Accent 3" w:uiPriority="64"/>
+    <w:lsdException w:name="Medium List 1 Accent 3" w:uiPriority="65"/>
+    <w:lsdException w:name="Medium List 2 Accent 3" w:uiPriority="66"/>
+    <w:lsdException w:name="Medium Grid 1 Accent 3" w:uiPriority="67"/>
+    <w:lsdException w:name="Medium Grid 2 Accent 3" w:uiPriority="68"/>
+    <w:lsdException w:name="Medium Grid 3 Accent 3" w:uiPriority="69"/>
+    <w:lsdException w:name="Dark List Accent 3" w:uiPriority="70"/>
+    <w:lsdException w:name="Colorful Shading Accent 3" w:uiPriority="71"/>
+    <w:lsdException w:name="Colorful List Accent 3" w:uiPriority="72"/>
+    <w:lsdException w:name="Colorful Grid Accent 3" w:uiPriority="73"/>
+    <w:lsdException w:name="Light Shading Accent 4" w:uiPriority="60"/>
+    <w:lsdException w:name="Light List Accent 4" w:uiPriority="61"/>
+    <w:lsdException w:name="Light Grid Accent 4" w:uiPriority="62"/>
+    <w:lsdException w:name="Medium Shading 1 Accent 4" w:uiPriority="63"/>
+    <w:lsdException w:name="Medium Shading 2 Accent 4" w:uiPriority="64"/>
+    <w:lsdException w:name="Medium List 1 Accent 4" w:uiPriority="65"/>
+    <w:lsdException w:name="Medium List 2 Accent 4" w:uiPriority="66"/>
+    <w:lsdException w:name="Medium Grid 1 Accent 4" w:uiPriority="67"/>
+    <w:lsdException w:name="Medium Grid 2 Accent 4" w:uiPriority="68"/>
+    <w:lsdException w:name="Medium Grid 3 Accent 4" w:uiPriority="69"/>
+    <w:lsdException w:name="Dark List Accent 4" w:uiPriority="70"/>
+    <w:lsdException w:name="Colorful Shading Accent 4" w:uiPriority="71"/>
+    <w:lsdException w:name="Colorful List Accent 4" w:uiPriority="72"/>
+    <w:lsdException w:name="Colorful Grid Accent 4" w:uiPriority="73"/>
+    <w:lsdException w:name="Light Shading Accent 5" w:uiPriority="60"/>
+    <w:lsdException w:name="Light List Accent 5" w:uiPriority="61"/>
+    <w:lsdException w:name="Light Grid Accent 5" w:uiPriority="62"/>
+    <w:lsdException w:name="Medium Shading 1 Accent 5" w:uiPriority="63"/>
+    <w:lsdException w:name="Medium Shading 2 Accent 5" w:uiPriority="64"/>
+    <w:lsdException w:name="Medium List 1 Accent 5" w:uiPriority="65"/>
+    <w:lsdException w:name="Medium List 2 Accent 5" w:uiPriority="66"/>
+    <w:lsdException w:name="Medium Grid 1 Accent 5" w:uiPriority="67"/>
+    <w:lsdException w:name="Medium Grid 2 Accent 5" w:uiPriority="68"/>
+    <w:lsdException w:name="Medium Grid 3 Accent 5" w:uiPriority="69"/>
+    <w:lsdException w:name="Dark List Accent 5" w:uiPriority="70"/>
+    <w:lsdException w:name="Colorful Shading Accent 5" w:uiPriority="71"/>
+    <w:lsdException w:name="Colorful List Accent 5" w:uiPriority="72"/>
+    <w:lsdException w:name="Colorful Grid Accent 5" w:uiPriority="73"/>
+    <w:lsdException w:name="Light Shading Accent 6" w:uiPriority="60"/>
+    <w:lsdException w:name="Light List Accent 6" w:uiPriority="61"/>
+    <w:lsdException w:name="Light Grid Accent 6" w:uiPriority="62"/>
+    <w:lsdException w:name="Medium Shading 1 Accent 6" w:uiPriority="63"/>
+    <w:lsdException w:name="Medium Shading 2 Accent 6" w:uiPriority="64"/>
+    <w:lsdException w:name="Medium List 1 Accent 6" w:uiPriority="65"/>
+    <w:lsdException w:name="Medium List 2 Accent 6" w:uiPriority="66"/>
+    <w:lsdException w:name="Medium Grid 1 Accent 6" w:uiPriority="67"/>
+    <w:lsdException w:name="Medium Grid 2 Accent 6" w:uiPriority="68"/>
+    <w:lsdException w:name="Medium Grid 3 Accent 6" w:uiPriority="69"/>
+    <w:lsdException w:name="Dark List Accent 6" w:uiPriority="70"/>
+    <w:lsdException w:name="Colorful Shading Accent 6" w:uiPriority="71"/>
+    <w:lsdException w:name="Colorful List Accent 6" w:uiPriority="72"/>
+    <w:lsdException w:name="Colorful Grid Accent 6" w:uiPriority="73"/>
+    <w:lsdException w:name="Subtle Emphasis" w:uiPriority="19" w:qFormat="1"/>
+    <w:lsdException w:name="Intense Emphasis" w:uiPriority="21" w:qFormat="1"/>
+    <w:lsdException w:name="Subtle Reference" w:uiPriority="31" w:qFormat="1"/>
+    <w:lsdException w:name="Intense Reference" w:uiPriority="32" w:qFormat="1"/>
+    <w:lsdException w:name="Book Title" w:uiPriority="33" w:qFormat="1"/>
+    <w:lsdException w:name="Bibliography" w:semiHidden="1" w:uiPriority="37" w:unhideWhenUsed="1"/>
+    <w:lsdException w:name="TOC Heading" w:semiHidden="1" w:uiPriority="39" w:unhideWhenUsed="1" w:qFormat="1"/>
+    <w:lsdException w:name="Plain Table 1" w:uiPriority="41"/>
+    <w:lsdException w:name="Plain Table 2" w:uiPriority="42"/>
+    <w:lsdException w:name="Plain Table 3" w:uiPriority="43"/>
+    <w:lsdException w:name="Plain Table 4" w:uiPriority="44"/>
+    <w:lsdException w:name="Plain Table 5" w:uiPriority="45"/>
+    <w:lsdException w:name="Grid Table Light" w:uiPriority="40"/>
+    <w:lsdException w:name="Grid Table 1 Light" w:uiPriority="46"/>
+    <w:lsdException w:name="Grid Table 2" w:uiPriority="47"/>
+    <w:lsdException w:name="Grid Table 3" w:uiPriority="48"/>
+    <w:lsdException w:name="Grid Table 4" w:uiPriority="49"/>
+    <w:lsdException w:name="Grid Table 5 Dark" w:uiPriority="50"/>
+    <w:lsdException w:name="Grid Table 6 Colorful" w:uiPriority="51"/>
+    <w:lsdException w:name="Grid Table 7 Colorful" w:uiPriority="52"/>
+    <w:lsdException w:name="Grid Table 1 Light Accent 1" w:uiPriority="46"/>
+    <w:lsdException w:name="Grid Table 2 Accent 1" w:uiPriority="47"/>
+    <w:lsdException w:name="Grid Table 3 Accent 1" w:uiPriority="48"/>
+    <w:lsdException w:name="Grid Table 4 Accent 1" w:uiPriority="49"/>
+    <w:lsdException w:name="Grid Table 5 Dark Accent 1" w:uiPriority="50"/>
+    <w:lsdException w:name="Grid Table 6 Colorful Accent 1" w:uiPriority="51"/>
+    <w:lsdException w:name="Grid Table 7 Colorful Accent 1" w:uiPriority="52"/>
+    <w:lsdException w:name="Grid Table 1 Light Accent 2" w:uiPriority="46"/>
+    <w:lsdException w:name="Grid Table 2 Accent 2" w:uiPriority="47"/>
+    <w:lsdException w:name="Grid Table 3 Accent 2" w:uiPriority="48"/>
+    <w:lsdException w:name="Grid Table 4 Accent 2" w:uiPriority="49"/>
+    <w:lsdException w:name="Grid Table 5 Dark Accent 2" w:uiPriority="50"/>
+    <w:lsdException w:name="Grid Table 6 Colorful Accent 2" w:uiPriority="51"/>
+    <w:lsdException w:name="Grid Table 7 Colorful Accent 2" w:uiPriority="52"/>
+    <w:lsdException w:name="Grid Table 1 Light Accent 3" w:uiPriority="46"/>
+    <w:lsdException w:name="Grid Table 2 Accent 3" w:uiPriority="47"/>
+    <w:lsdException w:name="Grid Table 3 Accent 3" w:uiPriority="48"/>
+    <w:lsdException w:name="Grid Table 4 Accent 3" w:uiPriority="49"/>
+    <w:lsdException w:name="Grid Table 5 Dark Accent 3" w:uiPriority="50"/>
+    <w:lsdException w:name="Grid Table 6 Colorful Accent 3" w:uiPriority="51"/>
+    <w:lsdException w:name="Grid Table 7 Colorful Accent 3" w:uiPriority="52"/>
+    <w:lsdException w:name="Grid Table 1 Light Accent 4" w:uiPriority="46"/>
+    <w:lsdException w:name="Grid Table 2 Accent 4" w:uiPriority="47"/>
+    <w:lsdException w:name="Grid Table 3 Accent 4" w:uiPriority="48"/>
+    <w:lsdException w:name="Grid Table 4 Accent 4" w:uiPriority="49"/>
+    <w:lsdException w:name="Grid Table 5 Dark Accent 4" w:uiPriority="50"/>
+    <w:lsdException w:name="Grid Table 6 Colorful Accent 4" w:uiPriority="51"/>
+    <w:lsdException w:name="Grid Table 7 Colorful Accent 4" w:uiPriority="52"/>
+    <w:lsdException w:name="Grid Table 1 Light Accent 5" w:uiPriority="46"/>
+    <w:lsdException w:name="Grid Table 2 Accent 5" w:uiPriority="47"/>
+    <w:lsdException w:name="Grid Table 3 Accent 5" w:uiPriority="48"/>
+    <w:lsdException w:name="Grid Table 4 Accent 5" w:uiPriority="49"/>
+    <w:lsdException w:name="Grid Table 5 Dark Accent 5" w:uiPriority="50"/>
+    <w:lsdException w:name="Grid Table 6 Colorful Accent 5" w:uiPriority="51"/>
+    <w:lsdException w:name="Grid Table 7 Colorful Accent 5" w:uiPriority="52"/>
+    <w:lsdException w:name="Grid Table 1 Light Accent 6" w:uiPriority="46"/>
+    <w:lsdException w:name="Grid Table 2 Accent 6" w:uiPriority="47"/>
+    <w:lsdException w:name="Grid Table 3 Accent 6" w:uiPriority="48"/>
+    <w:lsdException w:name="Grid Table 4 Accent 6" w:uiPriority="49"/>
+    <w:lsdException w:name="Grid Table 5 Dark Accent 6" w:uiPriority="50"/>
+    <w:lsdException w:name="Grid Table 6 Colorful Accent 6" w:uiPriority="51"/>
+    <w:lsdException w:name="Grid Table 7 Colorful Accent 6" w:uiPriority="52"/>
+    <w:lsdException w:name="List Table 1 Light" w:uiPriority="46"/>
+    <w:lsdException w:name="List Table 2" w:uiPriority="47"/>
+    <w:lsdException w:name="List Table 3" w:uiPriority="48"/>
+    <w:lsdException w:name="List Table 4" w:uiPriority="49"/>
+    <w:lsdException w:name="List Table 5 Dark" w:uiPriority="50"/>
+    <w:lsdException w:name="List Table 6 Colorful" w:uiPriority="51"/>
+    <w:lsdException w:name="List Table 7 Colorful" w:uiPriority="52"/>
+    <w:lsdException w:name="List Table 1 Light Accent 1" w:uiPriority="46"/>
+    <w:lsdException w:name="List Table 2 Accent 1" w:uiPriority="47"/>
+    <w:lsdException w:name="List Table 3 Accent 1" w:uiPriority="48"/>
+    <w:lsdException w:name="List Table 4 Accent 1" w:uiPriority="49"/>
+    <w:lsdException w:name="List Table 5 Dark Accent 1" w:uiPriority="50"/>
+    <w:lsdException w:name="List Table 6 Colorful Accent 1" w:uiPriority="51"/>
+    <w:lsdException w:name="List Table 7 Colorful Accent 1" w:uiPriority="52"/>
+    <w:lsdException w:name="List Table 1 Light Accent 2" w:uiPriority="46"/>
+    <w:lsdException w:name="List Table 2 Accent 2" w:uiPriority="47"/>
+    <w:lsdException w:name="List Table 3 Accent 2" w:uiPriority="48"/>
+    <w:lsdException w:name="List Table 4 Accent 2" w:uiPriority="49"/>
+    <w:lsdException w:name="List Table 5 Dark Accent 2" w:uiPriority="50"/>
+    <w:lsdException w:name="List Table 6 Colorful Accent 2" w:uiPriority="51"/>
+    <w:lsdException w:name="List Table 7 Colorful Accent 2" w:uiPriority="52"/>
+    <w:lsdException w:name="List Table 1 Light Accent 3" w:uiPriority="46"/>
+    <w:lsdException w:name="List Table 2 Accent 3" w:uiPriority="47"/>
+    <w:lsdException w:name="List Table 3 Accent 3" w:uiPriority="48"/>
+    <w:lsdException w:name="List Table 4 Accent 3" w:uiPriority="49"/>
+    <w:lsdException w:name="List Table 5 Dark Accent 3" w:uiPriority="50"/>
+    <w:lsdException w:name="List Table 6 Colorful Accent 3" w:uiPriority="51"/>
+    <w:lsdException w:name="List Table 7 Colorful Accent 3" w:uiPriority="52"/>
+    <w:lsdException w:name="List Table 1 Light Accent 4" w:uiPriority="46"/>
+    <w:lsdException w:name="List Table 2 Accent 4" w:uiPriority="47"/>
+    <w:lsdException w:name="List Table 3 Accent 4" w:uiPriority="48"/>
+    <w:lsdException w:name="List Table 4 Accent 4" w:uiPriority="49"/>
+    <w:lsdException w:name="List Table 5 Dark Accent 4" w:uiPriority="50"/>
+    <w:lsdException w:name="List Table 6 Colorful Accent 4" w:uiPriority="51"/>
+    <w:lsdException w:name="List Table 7 Colorful Accent 4" w:uiPriority="52"/>
+    <w:lsdException w:name="List Table 1 Light Accent 5" w:uiPriority="46"/>
+    <w:lsdException w:name="List Table 2 Accent 5" w:uiPriority="47"/>
+    <w:lsdException w:name="List Table 3 Accent 5" w:uiPriority="48"/>
+    <w:lsdException w:name="List Table 4 Accent 5" w:uiPriority="49"/>
+    <w:lsdException w:name="List Table 5 Dark Accent 5" w:uiPriority="50"/>
+    <w:lsdException w:name="List Table 6 Colorful Accent 5" w:uiPriority="51"/>
+    <w:lsdException w:name="List Table 7 Colorful Accent 5" w:uiPriority="52"/>
+    <w:lsdException w:name="List Table 1 Light Accent 6" w:uiPriority="46"/>
+    <w:lsdException w:name="List Table 2 Accent 6" w:uiPriority="47"/>
+    <w:lsdException w:name="List Table 3 Accent 6" w:uiPriority="48"/>
+    <w:lsdException w:name="List Table 4 Accent 6" w:uiPriority="49"/>
+    <w:lsdException w:name="List Table 5 Dark Accent 6" w:uiPriority="50"/>
+    <w:lsdException w:name="List Table 6 Colorful Accent 6" w:uiPriority="51"/>
+    <w:lsdException w:name="List Table 7 Colorful Accent 6" w:uiPriority="52"/>
+  </w:latentStyles>
+  <w:style w:type="paragraph" w:default="1" w:styleId="a">
     <w:name w:val="Normal"/>
     <w:qFormat/>
     <w:pPr>
-      <w:widowControl w:val="false"/>
-      <w:bidi w:val="0"/>
-      <w:spacing w:before="100" w:after="0"/>
+      <w:widowControl w:val="0"/>
+      <w:suppressAutoHyphens/>
+      <w:spacing w:before="100"/>
     </w:pPr>
     <w:rPr>
-      <w:rFonts w:ascii="Times New Roman" w:hAnsi="Times New Roman" w:eastAsia="Times New Roman" w:cs="Times New Roman"/>
-      <w:color w:val="auto"/>
+      <w:rFonts w:ascii="Times New Roman" w:eastAsia="Times New Roman" w:hAnsi="Times New Roman" w:cs="Times New Roman"/>
       <w:sz w:val="16"/>
-      <w:szCs w:val="20"/>
-      <w:lang w:val="ru-RU" w:bidi="ar-SA" w:eastAsia="zh-CN"/>
+      <w:lang w:eastAsia="zh-CN"/>
     </w:rPr>
   </w:style>
-  <w:style w:type="character" w:styleId="Style14">
-    <w:name w:val="Основной шрифт абзаца"/>
-    <w:qFormat/>
-    <w:rPr/>
+  <w:style w:type="character" w:default="1" w:styleId="a0">
+    <w:name w:val="Default Paragraph Font"/>
+    <w:uiPriority w:val="1"/>
+    <w:semiHidden/>
+    <w:unhideWhenUsed/>
   </w:style>
-  <w:style w:type="paragraph" w:styleId="Heading">
+  <w:style w:type="table" w:default="1" w:styleId="a1">
+    <w:name w:val="Normal Table"/>
+    <w:uiPriority w:val="99"/>
+    <w:semiHidden/>
+    <w:unhideWhenUsed/>
+    <w:tblPr>
+      <w:tblInd w:w="0" w:type="dxa"/>
+      <w:tblCellMar>
+        <w:top w:w="0" w:type="dxa"/>
+        <w:left w:w="108" w:type="dxa"/>
+        <w:bottom w:w="0" w:type="dxa"/>
+        <w:right w:w="108" w:type="dxa"/>
+      </w:tblCellMar>
+    </w:tblPr>
+  </w:style>
+  <w:style w:type="numbering" w:default="1" w:styleId="a2">
+    <w:name w:val="No List"/>
+    <w:uiPriority w:val="99"/>
+    <w:semiHidden/>
+    <w:unhideWhenUsed/>
+  </w:style>
+  <w:style w:type="paragraph" w:customStyle="1" w:styleId="Heading">
     <w:name w:val="Heading"/>
-    <w:basedOn w:val="Normal"/>
-    <w:next w:val="BodyText"/>
+    <w:basedOn w:val="a"/>
+    <w:next w:val="a3"/>
     <w:qFormat/>
     <w:pPr>
-      <w:keepNext w:val="true"/>
+      <w:keepNext/>
       <w:spacing w:before="240" w:after="120"/>
     </w:pPr>
     <w:rPr>
-      <w:rFonts w:ascii="Liberation Sans" w:hAnsi="Liberation Sans" w:eastAsia="DejaVu Sans" w:cs="DejaVu Sans"/>
+      <w:rFonts w:ascii="Liberation Sans" w:eastAsia="DejaVu Sans" w:hAnsi="Liberation Sans" w:cs="DejaVu Sans"/>
       <w:sz w:val="28"/>
       <w:szCs w:val="28"/>
     </w:rPr>
   </w:style>
-  <w:style w:type="paragraph" w:styleId="BodyText">
+  <w:style w:type="paragraph" w:styleId="a3">
     <w:name w:val="Body Text"/>
-    <w:basedOn w:val="Normal"/>
+    <w:basedOn w:val="a"/>
     <w:pPr>
-      <w:spacing w:lineRule="auto" w:line="276" w:before="0" w:after="140"/>
+      <w:spacing w:before="0" w:after="140" w:line="276" w:lineRule="auto"/>
     </w:pPr>
-    <w:rPr/>
   </w:style>
-  <w:style w:type="paragraph" w:styleId="List">
+  <w:style w:type="paragraph" w:styleId="a4">
     <w:name w:val="List"/>
-    <w:basedOn w:val="BodyText"/>
-    <w:pPr/>
-    <w:rPr/>
+    <w:basedOn w:val="a3"/>
   </w:style>
-  <w:style w:type="paragraph" w:styleId="Caption">
+  <w:style w:type="paragraph" w:styleId="a5">
     <w:name w:val="caption"/>
-    <w:basedOn w:val="Normal"/>
+    <w:basedOn w:val="a"/>
     <w:qFormat/>
     <w:pPr>
       <w:suppressLineNumbers/>
@@ -702,31 +1285,27 @@
       <w:szCs w:val="24"/>
     </w:rPr>
   </w:style>
-  <w:style w:type="paragraph" w:styleId="Index">
+  <w:style w:type="paragraph" w:customStyle="1" w:styleId="Index">
     <w:name w:val="Index"/>
-    <w:basedOn w:val="Normal"/>
+    <w:basedOn w:val="a"/>
     <w:qFormat/>
     <w:pPr>
       <w:suppressLineNumbers/>
     </w:pPr>
-    <w:rPr/>
   </w:style>
-  <w:style w:type="paragraph" w:styleId="TableContents">
+  <w:style w:type="paragraph" w:customStyle="1" w:styleId="TableContents">
     <w:name w:val="Table Contents"/>
-    <w:basedOn w:val="Normal"/>
+    <w:basedOn w:val="a"/>
     <w:qFormat/>
     <w:pPr>
-      <w:widowControl w:val="false"/>
       <w:suppressLineNumbers/>
     </w:pPr>
-    <w:rPr/>
   </w:style>
-  <w:style w:type="paragraph" w:styleId="TableHeading">
+  <w:style w:type="paragraph" w:customStyle="1" w:styleId="TableHeading">
     <w:name w:val="Table Heading"/>
     <w:basedOn w:val="TableContents"/>
     <w:qFormat/>
     <w:pPr>
-      <w:suppressLineNumbers/>
       <w:jc w:val="center"/>
     </w:pPr>
     <w:rPr>
@@ -734,7 +1313,7 @@
       <w:bCs/>
     </w:rPr>
   </w:style>
-  <w:style w:type="numbering" w:styleId="WW8Num1">
+  <w:style w:type="numbering" w:customStyle="1" w:styleId="WW8Num1">
     <w:name w:val="WW8Num1"/>
     <w:qFormat/>
   </w:style>
@@ -742,7 +1321,7 @@
 </file>
 
 <file path=word/theme/theme1.xml><?xml version="1.0" encoding="utf-8"?>
-<a:theme xmlns:a="http://schemas.openxmlformats.org/drawingml/2006/main" xmlns:r="http://schemas.openxmlformats.org/officeDocument/2006/relationships" name="Office">
+<a:theme xmlns:a="http://schemas.openxmlformats.org/drawingml/2006/main" name="Office">
   <a:themeElements>
     <a:clrScheme name="LibreOffice">
       <a:dk1>
@@ -784,14 +1363,14 @@
     </a:clrScheme>
     <a:fontScheme name="Office">
       <a:majorFont>
-        <a:latin typeface="Arial" pitchFamily="0" charset="1"/>
-        <a:ea typeface="DejaVu Sans" pitchFamily="0" charset="1"/>
-        <a:cs typeface="DejaVu Sans" pitchFamily="0" charset="1"/>
+        <a:latin typeface="Arial"/>
+        <a:ea typeface="DejaVu Sans"/>
+        <a:cs typeface="DejaVu Sans"/>
       </a:majorFont>
       <a:minorFont>
-        <a:latin typeface="Arial" pitchFamily="0" charset="1"/>
-        <a:ea typeface="DejaVu Sans" pitchFamily="0" charset="1"/>
-        <a:cs typeface="DejaVu Sans" pitchFamily="0" charset="1"/>
+        <a:latin typeface="Arial"/>
+        <a:ea typeface="DejaVu Sans"/>
+        <a:cs typeface="DejaVu Sans"/>
       </a:minorFont>
     </a:fontScheme>
     <a:fmtScheme>
@@ -844,5 +1423,7 @@
       </a:bgFillStyleLst>
     </a:fmtScheme>
   </a:themeElements>
+  <a:objectDefaults/>
+  <a:extraClrSchemeLst/>
 </a:theme>
 </file>